--- a/arb/docx/31.content.docx
+++ b/arb/docx/31.content.docx
@@ -9,6 +9,8 @@
       </w:pPr>
       <w:r>
         <w:rPr>
+          <w:rtl/>
+          <w:cs/>
           <w:lang w:val="ar_AE" w:bidi="ar_AE"/>
         </w:rPr>
       </w:r>
@@ -20,12 +22,16 @@
       </w:pPr>
       <w:r>
         <w:rPr>
+          <w:rtl/>
+          <w:cs/>
           <w:lang w:val="ar_AE" w:bidi="ar_AE"/>
         </w:rPr>
         <w:t>Resource: Biblica Study Notes</w:t>
       </w:r>
       <w:r>
         <w:rPr>
+          <w:rtl/>
+          <w:cs/>
           <w:lang w:val="ar_AE" w:bidi="ar_AE"/>
         </w:rPr>
       </w:r>
@@ -36,53 +42,71 @@
       </w:pPr>
       <w:r>
         <w:rPr>
+          <w:rtl/>
+          <w:cs/>
           <w:lang w:val="ar_AE" w:bidi="ar_AE"/>
         </w:rPr>
       </w:r>
       <w:r>
         <w:rPr>
           <w:b/>
+          <w:rtl/>
+          <w:cs/>
           <w:lang w:val="ar_AE" w:bidi="ar_AE"/>
         </w:rPr>
         <w:t>Biblica Study Notes (Book Intros)</w:t>
       </w:r>
       <w:r>
         <w:rPr>
+          <w:rtl/>
+          <w:cs/>
           <w:lang w:val="ar_AE" w:bidi="ar_AE"/>
         </w:rPr>
         <w:t xml:space="preserve"> © 2023 Biblica Inc. Released under CC BY-SA 4.0 license. </w:t>
       </w:r>
       <w:r>
         <w:rPr>
+          <w:rtl/>
+          <w:cs/>
           <w:lang w:val="ar_AE" w:bidi="ar_AE"/>
         </w:rPr>
         <w:t>Biblica Study Notes</w:t>
       </w:r>
       <w:r>
         <w:rPr>
+          <w:rtl/>
+          <w:cs/>
           <w:lang w:val="ar_AE" w:bidi="ar_AE"/>
         </w:rPr>
         <w:t xml:space="preserve"> has been adapted in the following languages: Tok Pisin, Arabic (عربي), French (Français), Hindi (हिंदी), Indonesian (Bahasa Indonesia), Portuguese (Português), Russian (Русский), Spanish (Español), Swahili (Kiswahili), and Simplified Chinese (简体中文)from </w:t>
       </w:r>
       <w:r>
         <w:rPr>
+          <w:rtl/>
+          <w:cs/>
           <w:lang w:val="ar_AE" w:bidi="ar_AE"/>
         </w:rPr>
         <w:t>Biblica Study Notes</w:t>
       </w:r>
       <w:r>
         <w:rPr>
+          <w:rtl/>
+          <w:cs/>
           <w:lang w:val="ar_AE" w:bidi="ar_AE"/>
         </w:rPr>
         <w:t xml:space="preserve"> © 2023 Biblica Inc. Released under CC BY-SA 4.0 license by Mission Mutual</w:t>
       </w:r>
       <w:r>
         <w:rPr>
-          <w:lang w:val="ar_AE" w:bidi="ar_AE"/>
-        </w:rPr>
-      </w:r>
-      <w:r>
-        <w:rPr>
+          <w:rtl/>
+          <w:cs/>
+          <w:lang w:val="ar_AE" w:bidi="ar_AE"/>
+        </w:rPr>
+      </w:r>
+      <w:r>
+        <w:rPr>
+          <w:rtl/>
+          <w:cs/>
           <w:lang w:val="ar_AE" w:bidi="ar_AE"/>
         </w:rPr>
       </w:r>
@@ -94,6 +118,8 @@
       </w:pPr>
       <w:r>
         <w:rPr>
+          <w:rtl/>
+          <w:cs/>
           <w:lang w:val="ar_AE" w:bidi="ar_AE"/>
         </w:rPr>
         <w:t>Biblica Study Notes</w:t>
@@ -123,6 +149,8 @@
       </w:pPr>
       <w:r>
         <w:rPr>
+          <w:rtl/>
+          <w:cs/>
           <w:lang w:val="ar_AE" w:bidi="ar_AE"/>
         </w:rPr>
       </w:r>
@@ -134,12 +162,16 @@
       </w:pPr>
       <w:r>
         <w:rPr>
+          <w:rtl/>
+          <w:cs/>
           <w:lang w:val="ar_AE" w:bidi="ar_AE"/>
         </w:rPr>
         <w:t>OBA</w:t>
       </w:r>
       <w:r>
         <w:rPr>
+          <w:rtl/>
+          <w:cs/>
           <w:lang w:val="ar_AE" w:bidi="ar_AE"/>
         </w:rPr>
       </w:r>
@@ -150,22 +182,30 @@
       </w:pPr>
       <w:r>
         <w:rPr>
-          <w:lang w:val="ar_AE" w:bidi="ar_AE"/>
-        </w:rPr>
-      </w:r>
-      <w:r>
-        <w:rPr>
+          <w:rtl/>
+          <w:cs/>
+          <w:lang w:val="ar_AE" w:bidi="ar_AE"/>
+        </w:rPr>
+      </w:r>
+      <w:r>
+        <w:rPr>
+          <w:rtl/>
+          <w:cs/>
           <w:lang w:val="ar_AE" w:bidi="ar_AE"/>
         </w:rPr>
         <w:t xml:space="preserve"> </w:t>
       </w:r>
       <w:r>
         <w:rPr>
-          <w:lang w:val="ar_AE" w:bidi="ar_AE"/>
-        </w:rPr>
-      </w:r>
-      <w:r>
-        <w:rPr>
+          <w:rtl/>
+          <w:cs/>
+          <w:lang w:val="ar_AE" w:bidi="ar_AE"/>
+        </w:rPr>
+      </w:r>
+      <w:r>
+        <w:rPr>
+          <w:rtl/>
+          <w:cs/>
           <w:lang w:val="ar_AE" w:bidi="ar_AE"/>
         </w:rPr>
       </w:r>
@@ -191,6 +231,8 @@
       </w:pPr>
       <w:r>
         <w:rPr>
+          <w:rtl/>
+          <w:cs/>
           <w:lang w:val="ar_AE" w:bidi="ar_AE"/>
         </w:rPr>
       </w:r>
@@ -202,12 +244,16 @@
       </w:pPr>
       <w:r>
         <w:rPr>
+          <w:rtl/>
+          <w:cs/>
           <w:lang w:val="ar_AE" w:bidi="ar_AE"/>
         </w:rPr>
         <w:t>عوبديا</w:t>
       </w:r>
       <w:r>
         <w:rPr>
+          <w:rtl/>
+          <w:cs/>
           <w:lang w:val="ar_AE" w:bidi="ar_AE"/>
         </w:rPr>
       </w:r>
@@ -218,12 +264,16 @@
       </w:pPr>
       <w:r>
         <w:rPr>
+          <w:rtl/>
+          <w:cs/>
           <w:lang w:val="ar_AE" w:bidi="ar_AE"/>
         </w:rPr>
       </w:r>
       <w:r>
         <w:rPr>
           <w:b/>
+          <w:rtl/>
+          <w:cs/>
           <w:lang w:val="ar_AE" w:bidi="ar_AE"/>
         </w:rPr>
         <w:t>ما هو سفر عوبديا؟</w:t>
@@ -238,11 +288,15 @@
       </w:pPr>
       <w:r>
         <w:rPr>
-          <w:lang w:val="ar_AE" w:bidi="ar_AE"/>
-        </w:rPr>
-      </w:r>
-      <w:r>
-        <w:rPr>
+          <w:rtl/>
+          <w:cs/>
+          <w:lang w:val="ar_AE" w:bidi="ar_AE"/>
+        </w:rPr>
+      </w:r>
+      <w:r>
+        <w:rPr>
+          <w:rtl/>
+          <w:cs/>
           <w:lang w:val="ar_AE" w:bidi="ar_AE"/>
         </w:rPr>
         <w:t>عوبديا هو سفر من أسفار الأنبياء في إسرائيل. وهو عبارة عن مجموعة من الرسائل من الله التي تحدث بها عوبديا.</w:t>
@@ -257,11 +311,15 @@
       </w:pPr>
       <w:r>
         <w:rPr>
-          <w:lang w:val="ar_AE" w:bidi="ar_AE"/>
-        </w:rPr>
-      </w:r>
-      <w:r>
-        <w:rPr>
+          <w:rtl/>
+          <w:cs/>
+          <w:lang w:val="ar_AE" w:bidi="ar_AE"/>
+        </w:rPr>
+      </w:r>
+      <w:r>
+        <w:rPr>
+          <w:rtl/>
+          <w:cs/>
           <w:lang w:val="ar_AE" w:bidi="ar_AE"/>
         </w:rPr>
         <w:t>كانت معظم الرسائل عن شعب أدوم.</w:t>
@@ -276,11 +334,15 @@
       </w:pPr>
       <w:r>
         <w:rPr>
-          <w:lang w:val="ar_AE" w:bidi="ar_AE"/>
-        </w:rPr>
-      </w:r>
-      <w:r>
-        <w:rPr>
+          <w:rtl/>
+          <w:cs/>
+          <w:lang w:val="ar_AE" w:bidi="ar_AE"/>
+        </w:rPr>
+      </w:r>
+      <w:r>
+        <w:rPr>
+          <w:rtl/>
+          <w:cs/>
           <w:lang w:val="ar_AE" w:bidi="ar_AE"/>
         </w:rPr>
         <w:t>لا يُعرف من أي بلدة كان عوبديا أو من كانت عائلته. كما لا يُعرف متى تحدث بهذه الرسائل. لكن يُعتقد أنه تحدث بها بعد تدمير أورشليم على يد البابليين. حدث ذلك في سنة 586 قبل الميلاد.</w:t>
@@ -295,11 +357,15 @@
       </w:pPr>
       <w:r>
         <w:rPr>
-          <w:lang w:val="ar_AE" w:bidi="ar_AE"/>
-        </w:rPr>
-      </w:r>
-      <w:r>
-        <w:rPr>
+          <w:rtl/>
+          <w:cs/>
+          <w:lang w:val="ar_AE" w:bidi="ar_AE"/>
+        </w:rPr>
+      </w:r>
+      <w:r>
+        <w:rPr>
+          <w:rtl/>
+          <w:cs/>
           <w:lang w:val="ar_AE" w:bidi="ar_AE"/>
         </w:rPr>
         <w:t>تتحدث هذه الرسائل عن وقت دينونة على أدوم. كما تتحدث عن وقت بركة لشعب الله.</w:t>
@@ -314,11 +380,15 @@
       </w:pPr>
       <w:r>
         <w:rPr>
-          <w:lang w:val="ar_AE" w:bidi="ar_AE"/>
-        </w:rPr>
-      </w:r>
-      <w:r>
-        <w:rPr>
+          <w:rtl/>
+          <w:cs/>
+          <w:lang w:val="ar_AE" w:bidi="ar_AE"/>
+        </w:rPr>
+      </w:r>
+      <w:r>
+        <w:rPr>
+          <w:rtl/>
+          <w:cs/>
           <w:lang w:val="ar_AE" w:bidi="ar_AE"/>
         </w:rPr>
         <w:t>تمت كتابة الرسائل في صورة قصائد.</w:t>
@@ -333,11 +403,15 @@
       </w:pPr>
       <w:r>
         <w:rPr>
-          <w:lang w:val="ar_AE" w:bidi="ar_AE"/>
-        </w:rPr>
-      </w:r>
-      <w:r>
-        <w:rPr>
+          <w:rtl/>
+          <w:cs/>
+          <w:lang w:val="ar_AE" w:bidi="ar_AE"/>
+        </w:rPr>
+      </w:r>
+      <w:r>
+        <w:rPr>
+          <w:rtl/>
+          <w:cs/>
           <w:lang w:val="ar_AE" w:bidi="ar_AE"/>
         </w:rPr>
         <w:t>يُعتقد أن عوبديا هو من كتب هذه الرسائل.</w:t>
@@ -349,12 +423,16 @@
       </w:pPr>
       <w:r>
         <w:rPr>
+          <w:rtl/>
+          <w:cs/>
           <w:lang w:val="ar_AE" w:bidi="ar_AE"/>
         </w:rPr>
       </w:r>
       <w:r>
         <w:rPr>
           <w:b/>
+          <w:rtl/>
+          <w:cs/>
           <w:lang w:val="ar_AE" w:bidi="ar_AE"/>
         </w:rPr>
         <w:t>لمن كُتب هذا السفر؟</w:t>
@@ -369,11 +447,15 @@
       </w:pPr>
       <w:r>
         <w:rPr>
-          <w:lang w:val="ar_AE" w:bidi="ar_AE"/>
-        </w:rPr>
-      </w:r>
-      <w:r>
-        <w:rPr>
+          <w:rtl/>
+          <w:cs/>
+          <w:lang w:val="ar_AE" w:bidi="ar_AE"/>
+        </w:rPr>
+      </w:r>
+      <w:r>
+        <w:rPr>
+          <w:rtl/>
+          <w:cs/>
           <w:lang w:val="ar_AE" w:bidi="ar_AE"/>
         </w:rPr>
         <w:t>لأهل مملكة يهوذا الجنوبية.</w:t>
@@ -385,12 +467,16 @@
       </w:pPr>
       <w:r>
         <w:rPr>
+          <w:rtl/>
+          <w:cs/>
           <w:lang w:val="ar_AE" w:bidi="ar_AE"/>
         </w:rPr>
       </w:r>
       <w:r>
         <w:rPr>
           <w:b/>
+          <w:rtl/>
+          <w:cs/>
           <w:lang w:val="ar_AE" w:bidi="ar_AE"/>
         </w:rPr>
         <w:t>لماذا كُتب سفر عوبديا؟</w:t>
@@ -405,11 +491,15 @@
       </w:pPr>
       <w:r>
         <w:rPr>
-          <w:lang w:val="ar_AE" w:bidi="ar_AE"/>
-        </w:rPr>
-      </w:r>
-      <w:r>
-        <w:rPr>
+          <w:rtl/>
+          <w:cs/>
+          <w:lang w:val="ar_AE" w:bidi="ar_AE"/>
+        </w:rPr>
+      </w:r>
+      <w:r>
+        <w:rPr>
+          <w:rtl/>
+          <w:cs/>
           <w:lang w:val="ar_AE" w:bidi="ar_AE"/>
         </w:rPr>
         <w:t>لإظهار غضب الله ضد أدوم والأمم الأخرى. فلقد تصرفت هذه الأمم بكبرياء وعاملت الآخرين بشكل سيء.</w:t>
@@ -424,11 +514,15 @@
       </w:pPr>
       <w:r>
         <w:rPr>
-          <w:lang w:val="ar_AE" w:bidi="ar_AE"/>
-        </w:rPr>
-      </w:r>
-      <w:r>
-        <w:rPr>
+          <w:rtl/>
+          <w:cs/>
+          <w:lang w:val="ar_AE" w:bidi="ar_AE"/>
+        </w:rPr>
+      </w:r>
+      <w:r>
+        <w:rPr>
+          <w:rtl/>
+          <w:cs/>
           <w:lang w:val="ar_AE" w:bidi="ar_AE"/>
         </w:rPr>
         <w:t>لتشجيع الشعب من نسل يعقوب. فإن الله سيأتي بالقضاء ضد أولئك الذين أساءوا معاملتهم. وسيكون الله حاضرًا معهم ويحكم كملك.</w:t>
@@ -440,12 +534,16 @@
       </w:pPr>
       <w:r>
         <w:rPr>
+          <w:rtl/>
+          <w:cs/>
           <w:lang w:val="ar_AE" w:bidi="ar_AE"/>
         </w:rPr>
       </w:r>
       <w:r>
         <w:rPr>
           <w:b/>
+          <w:rtl/>
+          <w:cs/>
           <w:lang w:val="ar_AE" w:bidi="ar_AE"/>
         </w:rPr>
         <w:t>الأفكار الرئيسية</w:t>
@@ -460,11 +558,15 @@
       </w:pPr>
       <w:r>
         <w:rPr>
-          <w:lang w:val="ar_AE" w:bidi="ar_AE"/>
-        </w:rPr>
-      </w:r>
-      <w:r>
-        <w:rPr>
+          <w:rtl/>
+          <w:cs/>
+          <w:lang w:val="ar_AE" w:bidi="ar_AE"/>
+        </w:rPr>
+      </w:r>
+      <w:r>
+        <w:rPr>
+          <w:rtl/>
+          <w:cs/>
           <w:lang w:val="ar_AE" w:bidi="ar_AE"/>
         </w:rPr>
         <w:t>الله يجلب القضاء والدينونة ضد جميع الشعوب التي تعامل الآخرين بشكل سيء.</w:t>
@@ -479,11 +581,15 @@
       </w:pPr>
       <w:r>
         <w:rPr>
-          <w:lang w:val="ar_AE" w:bidi="ar_AE"/>
-        </w:rPr>
-      </w:r>
-      <w:r>
-        <w:rPr>
+          <w:rtl/>
+          <w:cs/>
+          <w:lang w:val="ar_AE" w:bidi="ar_AE"/>
+        </w:rPr>
+      </w:r>
+      <w:r>
+        <w:rPr>
+          <w:rtl/>
+          <w:cs/>
           <w:lang w:val="ar_AE" w:bidi="ar_AE"/>
         </w:rPr>
         <w:t>يوم الرب هو وقت للدينونة بالنسبة للبعض. لكنه وقت للبركة للآخرين.</w:t>
@@ -498,11 +604,15 @@
       </w:pPr>
       <w:r>
         <w:rPr>
-          <w:lang w:val="ar_AE" w:bidi="ar_AE"/>
-        </w:rPr>
-      </w:r>
-      <w:r>
-        <w:rPr>
+          <w:rtl/>
+          <w:cs/>
+          <w:lang w:val="ar_AE" w:bidi="ar_AE"/>
+        </w:rPr>
+      </w:r>
+      <w:r>
+        <w:rPr>
+          <w:rtl/>
+          <w:cs/>
           <w:lang w:val="ar_AE" w:bidi="ar_AE"/>
         </w:rPr>
         <w:t>سوف يحكم الله يومًا ما بشكل كامل كملك على جميع الأمم والشعوب.</w:t>
@@ -514,12 +624,16 @@
       </w:pPr>
       <w:r>
         <w:rPr>
+          <w:rtl/>
+          <w:cs/>
           <w:lang w:val="ar_AE" w:bidi="ar_AE"/>
         </w:rPr>
       </w:r>
       <w:r>
         <w:rPr>
           <w:b/>
+          <w:rtl/>
+          <w:cs/>
           <w:lang w:val="ar_AE" w:bidi="ar_AE"/>
         </w:rPr>
         <w:t>مخطط السفر</w:t>
@@ -531,12 +645,16 @@
       </w:pPr>
       <w:r>
         <w:rPr>
+          <w:rtl/>
+          <w:cs/>
           <w:lang w:val="ar_AE" w:bidi="ar_AE"/>
         </w:rPr>
       </w:r>
       <w:r>
         <w:rPr>
           <w:b/>
+          <w:rtl/>
+          <w:cs/>
           <w:lang w:val="ar_AE" w:bidi="ar_AE"/>
         </w:rPr>
         <w:t>رسائل دينونة على أدوم وجميع الأمم (1:1–16).</w:t>
@@ -548,23 +666,31 @@
       </w:pPr>
       <w:r>
         <w:rPr>
+          <w:rtl/>
+          <w:cs/>
           <w:lang w:val="ar_AE" w:bidi="ar_AE"/>
         </w:rPr>
       </w:r>
       <w:r>
         <w:rPr>
           <w:b/>
+          <w:rtl/>
+          <w:cs/>
           <w:lang w:val="ar_AE" w:bidi="ar_AE"/>
         </w:rPr>
         <w:t>رسائل رجاء عن مملكة الله (1:17–21).</w:t>
       </w:r>
       <w:r>
         <w:rPr>
-          <w:lang w:val="ar_AE" w:bidi="ar_AE"/>
-        </w:rPr>
-      </w:r>
-      <w:r>
-        <w:rPr>
+          <w:rtl/>
+          <w:cs/>
+          <w:lang w:val="ar_AE" w:bidi="ar_AE"/>
+        </w:rPr>
+      </w:r>
+      <w:r>
+        <w:rPr>
+          <w:rtl/>
+          <w:cs/>
           <w:lang w:val="ar_AE" w:bidi="ar_AE"/>
         </w:rPr>
       </w:r>
